--- a/Test Plan v1.1.docx
+++ b/Test Plan v1.1.docx
@@ -92,7 +92,7 @@
           <w:szCs w:val="45"/>
           <w:rtl w:val="0"/>
         </w:rPr>
-        <w:t xml:space="preserve">Sistema de gestión de inventario para negocios</w:t>
+        <w:t xml:space="preserve">Sistema de gestión de inventario</w:t>
       </w:r>
     </w:p>
     <w:p>
@@ -208,7 +208,7 @@
           <w:szCs w:val="24"/>
           <w:rtl w:val="0"/>
         </w:rPr>
-        <w:t xml:space="preserve">Release: noviembre 2026</w:t>
+        <w:t xml:space="preserve">Release: Noviembre 2026</w:t>
       </w:r>
       <w:r>
         <w:rPr>
@@ -821,7 +821,7 @@
                 <w:vertAlign w:val="baseline"/>
                 <w:rtl w:val="0"/>
               </w:rPr>
-              <w:t xml:space="preserve">a. Endpoint de búsqueda de artículos:</w:t>
+              <w:t xml:space="preserve">a. Endpoint de artículos:</w:t>
               <w:tab/>
               <w:t xml:space="preserve">5</w:t>
             </w:r>
@@ -901,7 +901,7 @@
                 <w:rFonts w:ascii="Arial" w:cs="Arial" w:eastAsia="Arial" w:hAnsi="Arial"/>
                 <w:rtl w:val="0"/>
               </w:rPr>
-              <w:t xml:space="preserve">Caso de Prueba 2: Alta de articulo</w:t>
+              <w:t xml:space="preserve">Caso de Prueba 2: Alta de artículo</w:t>
               <w:tab/>
               <w:t xml:space="preserve">5</w:t>
             </w:r>
@@ -941,9 +941,9 @@
                 <w:rFonts w:ascii="Arial" w:cs="Arial" w:eastAsia="Arial" w:hAnsi="Arial"/>
                 <w:rtl w:val="0"/>
               </w:rPr>
-              <w:t xml:space="preserve">Caso de Prueba 3: Baja o modificación de articulos</w:t>
+              <w:t xml:space="preserve">Caso de Prueba 3: Baja o modificación de artículos</w:t>
               <w:tab/>
-              <w:t xml:space="preserve">6</w:t>
+              <w:t xml:space="preserve">5</w:t>
             </w:r>
           </w:hyperlink>
           <w:r>
@@ -1035,7 +1035,7 @@
                 <w:vertAlign w:val="baseline"/>
                 <w:rtl w:val="0"/>
               </w:rPr>
-              <w:t xml:space="preserve">b. Endpoint de búsqueda de proveedores:</w:t>
+              <w:t xml:space="preserve">b. Endpoint de proveedores:</w:t>
               <w:tab/>
               <w:t xml:space="preserve">6</w:t>
             </w:r>
@@ -1171,7 +1171,7 @@
               </w:rPr>
               <w:t xml:space="preserve">c. Endpoint de movimientos:</w:t>
               <w:tab/>
-              <w:t xml:space="preserve">7</w:t>
+              <w:t xml:space="preserve">6</w:t>
             </w:r>
           </w:hyperlink>
           <w:r>
@@ -1211,7 +1211,7 @@
               </w:rPr>
               <w:t xml:space="preserve">Caso de Prueba 7: Listar movimientos de una fecha dada</w:t>
               <w:tab/>
-              <w:t xml:space="preserve">7</w:t>
+              <w:t xml:space="preserve">6</w:t>
             </w:r>
           </w:hyperlink>
           <w:r>
@@ -1439,7 +1439,7 @@
               </w:rPr>
               <w:t xml:space="preserve">e. Endpoint de sesión:</w:t>
               <w:tab/>
-              <w:t xml:space="preserve">8</w:t>
+              <w:t xml:space="preserve">7</w:t>
             </w:r>
           </w:hyperlink>
           <w:r>
@@ -1479,7 +1479,7 @@
               </w:rPr>
               <w:t xml:space="preserve">Caso de Prueba 11: Inicio de sesión correcto</w:t>
               <w:tab/>
-              <w:t xml:space="preserve">8</w:t>
+              <w:t xml:space="preserve">7</w:t>
             </w:r>
           </w:hyperlink>
           <w:r>
@@ -2096,7 +2096,7 @@
           <w:szCs w:val="40"/>
           <w:rtl w:val="0"/>
         </w:rPr>
-        <w:t xml:space="preserve">Plan de Pruebas para </w:t>
+        <w:t xml:space="preserve">Plan de Pruebas del Sistema de gestión de inventario</w:t>
       </w:r>
       <w:r>
         <w:rPr>
@@ -2104,7 +2104,7 @@
           <w:szCs w:val="40"/>
           <w:rtl w:val="0"/>
         </w:rPr>
-        <w:t xml:space="preserve">Sistema de gestión de inventario para negocios</w:t>
+        <w:t xml:space="preserve"/>
       </w:r>
       <w:r>
         <w:rPr>
@@ -2189,7 +2189,7 @@
         <w:rPr>
           <w:rtl w:val="0"/>
         </w:rPr>
-        <w:t xml:space="preserve">Verificación de la capacidad de la búsqueda de movimientos  para manejar diferentes tipos y formatos de fechas.</w:t>
+        <w:t xml:space="preserve">Verificación de la capacidad de la búsqueda de movimientos para manejar diferentes tipos y formatos de fechas.</w:t>
       </w:r>
     </w:p>
     <w:p>
@@ -2267,6 +2267,7 @@
     </w:p>
     <w:p>
       <w:pPr>
+        <w:keepNext/>
         <w:ind w:firstLine="720"/>
         <w:jc w:val="both"/>
         <w:rPr/>
@@ -2295,7 +2296,7 @@
         <w:rPr>
           <w:rtl w:val="0"/>
         </w:rPr>
-        <w:t xml:space="preserve">Se utilizará Postman, como herramienta complementaria para pruebas durante el desarrollo, permitiendo enviar solicitudes HTTP simples a los endpoints del backend y revisar las respuestas de forma interactiva. Se utilizará para realizar pruebas simples y manuales en , comprobando la funcionalidad de los endpoints y validando los resultados de manera rápida y eficiente. Como complemento, Swagger UI (en /api-docs del backend) documenta cada endpoint con sus casos de prueba y permite ejecutarlos desde el navegador.</w:t>
+        <w:t xml:space="preserve">Se utilizará Postman, como herramienta complementaria para pruebas durante el desarrollo, permitiendo enviar solicitudes HTTP simples a los endpoints del backend y revisar las respuestas de forma interactiva. Se utilizará para realizar pruebas simples y manuales en la API, comprobando la funcionalidad de los endpoints y validando los resultados de manera rápida y eficiente. Como complemento, Swagger UI (en /api-docs del backend) documenta cada endpoint con sus casos de prueba y permite ejecutarlos desde el navegador.</w:t>
       </w:r>
     </w:p>
     <w:p>
@@ -2312,6 +2313,7 @@
     </w:p>
     <w:p>
       <w:pPr>
+        <w:keepNext/>
         <w:ind w:firstLine="720"/>
         <w:jc w:val="both"/>
         <w:rPr/>
@@ -2388,7 +2390,7 @@
         <w:rPr>
           <w:rtl w:val="0"/>
         </w:rPr>
-        <w:t xml:space="preserve">Se realizarán pruebas manuales exploratorias y se verificará la funcionalidad de los en diferentes escenarios.</w:t>
+        <w:t xml:space="preserve">Se realizarán pruebas manuales exploratorias y se verificará la funcionalidad de los endpoints en diferentes escenarios.</w:t>
       </w:r>
       <w:r>
         <w:rPr>
@@ -2431,6 +2433,7 @@
     </w:p>
     <w:p>
       <w:pPr>
+        <w:keepNext/>
         <w:ind w:firstLine="720"/>
         <w:jc w:val="both"/>
         <w:rPr>
@@ -2457,7 +2460,7 @@
         <w:rPr>
           <w:rtl w:val="0"/>
         </w:rPr>
-        <w:t xml:space="preserve">Se desarrollarán seeders con gran cantidad de datos para la prueba de los listados de los artículos. </w:t>
+        <w:t xml:space="preserve">Los listados se probarán con los datos de ejemplo de la documentación de la API, que reproducen un mes de uso del comercio. </w:t>
       </w:r>
     </w:p>
     <w:p>
@@ -2474,6 +2477,7 @@
     </w:p>
     <w:p>
       <w:pPr>
+        <w:keepNext/>
         <w:ind w:firstLine="720"/>
         <w:jc w:val="both"/>
         <w:rPr/>
@@ -2506,7 +2510,7 @@
         <w:rPr>
           <w:rtl w:val="0"/>
         </w:rPr>
-        <w:t xml:space="preserve">Se cargarán automáticamente datos de entrada tomados de respaldos de la base de datos para las pruebas masivas.</w:t>
+        <w:t xml:space="preserve">Se cargarán automáticamente 5 proveedores, 20 artículos, 6 ventas y 3 usuarios de prueba, con los movimientos que generan esas operaciones.</w:t>
       </w:r>
     </w:p>
     <w:p>
@@ -2523,7 +2527,7 @@
         <w:rPr>
           <w:rtl w:val="0"/>
         </w:rPr>
-        <w:t xml:space="preserve">Se enviarán peticiones que soliciten cantidades masivas de artículos.</w:t>
+        <w:t xml:space="preserve">Se enviarán peticiones que soliciten el listado completo de artículos, proveedores y movimientos.</w:t>
       </w:r>
     </w:p>
     <w:p>
@@ -2540,12 +2544,12 @@
         <w:rPr>
           <w:rtl w:val="0"/>
         </w:rPr>
-        <w:t xml:space="preserve">Se analizará manualmente que los resultados no rompan la experiencia de usuario y que se adapte a los espacios dados.</w:t>
-      </w:r>
-    </w:p>
-    <w:p>
-      <w:pPr>
-        <w:keepNext w:val="0"/>
+        <w:t xml:space="preserve">Se analizará manualmente que los resultados no rompan la experiencia de usuario y que se adapten a los espacios dados.</w:t>
+      </w:r>
+    </w:p>
+    <w:p>
+      <w:pPr>
+        <w:keepNext w:val="1"/>
         <w:keepLines w:val="0"/>
         <w:pageBreakBefore w:val="0"/>
         <w:widowControl w:val="1"/>
@@ -2592,7 +2596,7 @@
         <w:rPr>
           <w:rtl w:val="0"/>
         </w:rPr>
-        <w:t xml:space="preserve">Se utilizarán las herramientas dadas por el sequelize-cli, los seeds para la base de datos.</w:t>
+        <w:t xml:space="preserve">Los datos están en backend/src/docs/datosDeEjemplo.js y los carga la base temporal de npm test. Para la base de desarrollo se utilizarán los seeders de sequelize-cli.</w:t>
       </w:r>
     </w:p>
     <w:p>
@@ -2630,6 +2634,7 @@
     </w:p>
     <w:p>
       <w:pPr>
+        <w:keepNext/>
         <w:ind w:firstLine="720"/>
         <w:jc w:val="both"/>
         <w:rPr>
@@ -2673,6 +2678,7 @@
     </w:p>
     <w:p>
       <w:pPr>
+        <w:keepNext/>
         <w:ind w:firstLine="720"/>
         <w:jc w:val="both"/>
         <w:rPr/>
@@ -2744,7 +2750,7 @@
     </w:p>
     <w:p>
       <w:pPr>
-        <w:keepNext w:val="0"/>
+        <w:keepNext w:val="1"/>
         <w:keepLines w:val="0"/>
         <w:pageBreakBefore w:val="0"/>
         <w:widowControl w:val="1"/>
@@ -2856,7 +2862,7 @@
         <w:rPr>
           <w:rtl w:val="0"/>
         </w:rPr>
-        <w:t xml:space="preserve">Endpoint de búsqueda de artículos:</w:t>
+        <w:t xml:space="preserve">Endpoint de artículos:</w:t>
       </w:r>
       <w:r>
         <w:rPr>
@@ -2896,7 +2902,7 @@
         <w:rPr>
           <w:rtl w:val="0"/>
         </w:rPr>
-        <w:t xml:space="preserve">Enviar una solicitud CURL con un texto de entrada que contenga un fragmento de texto repetido en varios artículos.</w:t>
+        <w:t xml:space="preserve">Enviar una solicitud con un texto de entrada que contenga un fragmento de texto repetido en varios artículos.</w:t>
       </w:r>
       <w:r>
         <w:rPr>
@@ -2918,7 +2924,7 @@
         <w:rPr>
           <w:rtl w:val="0"/>
         </w:rPr>
-        <w:t xml:space="preserve">Verificar que la respuesta de incluya todos los artículos correctamente y en el formato JSON esperado.</w:t>
+        <w:t xml:space="preserve">Verificar que la respuesta incluya todos los artículos correctamente y en el formato JSON esperado.</w:t>
       </w:r>
       <w:r>
         <w:rPr>
@@ -2941,7 +2947,7 @@
         <w:rPr>
           <w:rtl w:val="0"/>
         </w:rPr>
-        <w:t xml:space="preserve">Caso de Prueba 2: Alta de articulo</w:t>
+        <w:t xml:space="preserve">Caso de Prueba 2: Alta de artículo</w:t>
       </w:r>
     </w:p>
     <w:p>
@@ -2958,7 +2964,7 @@
         <w:rPr>
           <w:rtl w:val="0"/>
         </w:rPr>
-        <w:t xml:space="preserve">Enviar una solicitud con un texto de entrada que contenga un objeto JSON con los datos de un articulo.</w:t>
+        <w:t xml:space="preserve">Enviar una solicitud con un texto de entrada que contenga un objeto JSON con los datos de un artículo.</w:t>
       </w:r>
       <w:r>
         <w:rPr>
@@ -2997,7 +3003,7 @@
         <w:rPr>
           <w:rtl w:val="0"/>
         </w:rPr>
-        <w:t xml:space="preserve">Caso de Prueba 3: Baja o modificación de articulos</w:t>
+        <w:t xml:space="preserve">Caso de Prueba 3: Baja o modificación de artículos</w:t>
       </w:r>
     </w:p>
     <w:p>
@@ -3013,7 +3019,7 @@
         <w:rPr>
           <w:rtl w:val="0"/>
         </w:rPr>
-        <w:t xml:space="preserve">Enviar una solicitud con el codigo de un articulo.</w:t>
+        <w:t xml:space="preserve">Enviar una solicitud con el código de un artículo.</w:t>
       </w:r>
     </w:p>
     <w:p>
@@ -3116,7 +3122,7 @@
         <w:rPr>
           <w:rtl w:val="0"/>
         </w:rPr>
-        <w:t xml:space="preserve">Endpoint de búsqueda de proveedores:</w:t>
+        <w:t xml:space="preserve">Endpoint de proveedores:</w:t>
       </w:r>
     </w:p>
     <w:p>
@@ -3214,7 +3220,7 @@
         <w:rPr>
           <w:rtl w:val="0"/>
         </w:rPr>
-        <w:t xml:space="preserve">Verificar que la respuesta contenga únicamente el proveedor solicitado en formato json.</w:t>
+        <w:t xml:space="preserve">Verificar que la respuesta contenga únicamente el proveedor solicitado en formato JSON.</w:t>
       </w:r>
       <w:r>
         <w:rPr>
@@ -3665,7 +3671,7 @@
         <w:rPr>
           <w:rtl w:val="0"/>
         </w:rPr>
-        <w:t xml:space="preserve">Enviar una solicitud a un endpoint sin el token de la sesión, y otra con el token de un usuario cuyo rol no tiene el permiso de esa pantalla.</w:t>
+        <w:t xml:space="preserve">Enviar una solicitud a un endpoint sin el token de la sesión, y otra con el token de un usuario sin rol, que no tiene el permiso de esa pantalla.</w:t>
       </w:r>
     </w:p>
     <w:p>
@@ -4623,7 +4629,7 @@
             <w:rPr>
               <w:rtl w:val="0"/>
             </w:rPr>
-            <w:t xml:space="preserve">API de Extracción de Entidades Nombradas</w:t>
+            <w:t xml:space="preserve">Sistema de gestión de inventario</w:t>
           </w:r>
         </w:p>
       </w:tc>
@@ -4856,7 +4862,7 @@
               <w:rFonts w:ascii="Times New Roman" w:cs="Times New Roman" w:eastAsia="Times New Roman" w:hAnsi="Times New Roman"/>
               <w:rtl w:val="0"/>
             </w:rPr>
-            <w:t xml:space="preserve">Sistema de gestión de inventario para negocios</w:t>
+            <w:t xml:space="preserve">Sistema de gestión de inventario</w:t>
           </w:r>
           <w:r>
             <w:rPr>
